--- a/output/docx/UsuarioLoga.docx
+++ b/output/docx/UsuarioLoga.docx
@@ -13,7 +13,7 @@
           <w:sz w:val="40"/>
           <w:color w:val="1A365D"/>
         </w:rPr>
-        <w:t>Test Cases: Usuario Loga</w:t>
+        <w:t>Test Cases: Login De Usuario</w:t>
       </w:r>
     </w:p>
     <w:p>
@@ -39,7 +39,7 @@
           <w:sz w:val="30"/>
           <w:color w:val="1A365D"/>
         </w:rPr>
-        <w:t>Use Case: Usuario Loga (v1.0)</w:t>
+        <w:t>Use Case: Login De Usuario (v1.0)</w:t>
       </w:r>
     </w:p>
     <w:p>
@@ -106,7 +106,7 @@
         <w:rPr>
           <w:sz w:val="20"/>
         </w:rPr>
-        <w:t>Usuario esta logado no sistema.</w:t>
+        <w:t>Usuario logado no sistema.</w:t>
       </w:r>
     </w:p>
     <w:tbl>
@@ -197,17 +197,17 @@
               <w:rPr>
                 <w:sz w:val="18"/>
               </w:rPr>
-              <w:t>bazoocaUser: entra na homepage do sistema</w:t>
-            </w:r>
-          </w:p>
-        </w:tc>
-        <w:tc>
-          <w:p>
-            <w:r>
-              <w:rPr>
-                <w:sz w:val="18"/>
-              </w:rPr>
-              <w:t>SYSTEM exibe homepage</w:t>
+              <w:t>bazoocaUser: Entra na tela de login</w:t>
+            </w:r>
+          </w:p>
+        </w:tc>
+        <w:tc>
+          <w:p>
+            <w:r>
+              <w:rPr>
+                <w:sz w:val="18"/>
+              </w:rPr>
+              <w:t>SYSTEM apresenta um form com os campos username e password e um botão de submissão</w:t>
             </w:r>
           </w:p>
         </w:tc>
@@ -229,49 +229,17 @@
               <w:rPr>
                 <w:sz w:val="18"/>
               </w:rPr>
-              <w:t>bazoocaUser: clica no botao 'Login'</w:t>
-            </w:r>
-          </w:p>
-        </w:tc>
-        <w:tc>
-          <w:p>
-            <w:r>
-              <w:rPr>
-                <w:sz w:val="18"/>
-              </w:rPr>
-              <w:t>SYSTEM apresenta um form com os campos username e password e um botao de submissao</w:t>
-            </w:r>
-          </w:p>
-        </w:tc>
-      </w:tr>
-      <w:tr>
-        <w:tc>
-          <w:p>
-            <w:r>
-              <w:rPr>
-                <w:sz w:val="18"/>
-              </w:rPr>
-              <w:t>3</w:t>
-            </w:r>
-          </w:p>
-        </w:tc>
-        <w:tc>
-          <w:p>
-            <w:r>
-              <w:rPr>
-                <w:sz w:val="18"/>
-              </w:rPr>
-              <w:t>bazoocaUser: preenche os campos de username e password e clica no botao de submissao</w:t>
-            </w:r>
-          </w:p>
-        </w:tc>
-        <w:tc>
-          <w:p>
-            <w:r>
-              <w:rPr>
-                <w:sz w:val="18"/>
-              </w:rPr>
-              <w:t>SYSTEM mostra uma mensagem de usuario logado com sucesso</w:t>
+              <w:t>bazoocaUser: preenche os campos de username e password e clica no botão de submissão</w:t>
+            </w:r>
+          </w:p>
+        </w:tc>
+        <w:tc>
+          <w:p>
+            <w:r>
+              <w:rPr>
+                <w:sz w:val="18"/>
+              </w:rPr>
+              <w:t>SYSTEM mostra uma mensagem de usuário logado com sucesso</w:t>
             </w:r>
           </w:p>
         </w:tc>
@@ -292,7 +260,7 @@
           <w:sz w:val="24"/>
           <w:color w:val="2B6CB0"/>
         </w:rPr>
-        <w:t>[TC2] Alternative Flow 1: Um ou mais username sao apresentados</w:t>
+        <w:t>[TC2] Alternative Flow 1: Um ou mais username são apresentados</w:t>
       </w:r>
     </w:p>
     <w:p>
@@ -328,7 +296,7 @@
         <w:rPr>
           <w:sz w:val="20"/>
         </w:rPr>
-        <w:t>Usuario esta logado no sistema.</w:t>
+        <w:t>Usuario logado no sistema.</w:t>
       </w:r>
     </w:p>
     <w:tbl>
@@ -419,17 +387,17 @@
               <w:rPr>
                 <w:sz w:val="18"/>
               </w:rPr>
-              <w:t>bazoocaUser: entra na homepage do sistema</w:t>
-            </w:r>
-          </w:p>
-        </w:tc>
-        <w:tc>
-          <w:p>
-            <w:r>
-              <w:rPr>
-                <w:sz w:val="18"/>
-              </w:rPr>
-              <w:t>SYSTEM exibe homepage</w:t>
+              <w:t>bazoocaUser: Entra na tela de login</w:t>
+            </w:r>
+          </w:p>
+        </w:tc>
+        <w:tc>
+          <w:p>
+            <w:r>
+              <w:rPr>
+                <w:sz w:val="18"/>
+              </w:rPr>
+              <w:t>SYSTEM apresenta um form com os campos username e password e um botão de submissão</w:t>
             </w:r>
           </w:p>
         </w:tc>
@@ -451,81 +419,17 @@
               <w:rPr>
                 <w:sz w:val="18"/>
               </w:rPr>
-              <w:t>bazoocaUser: clica no botao 'Login'</w:t>
-            </w:r>
-          </w:p>
-        </w:tc>
-        <w:tc>
-          <w:p>
-            <w:r>
-              <w:rPr>
-                <w:sz w:val="18"/>
-              </w:rPr>
-              <w:t>SYSTEM apresenta um form com os campos username e password e um botao de submissao</w:t>
-            </w:r>
-          </w:p>
-        </w:tc>
-      </w:tr>
-      <w:tr>
-        <w:tc>
-          <w:p>
-            <w:r>
-              <w:rPr>
-                <w:sz w:val="18"/>
-              </w:rPr>
-              <w:t>3</w:t>
-            </w:r>
-          </w:p>
-        </w:tc>
-        <w:tc>
-          <w:p>
-            <w:r>
-              <w:rPr>
-                <w:sz w:val="18"/>
-              </w:rPr>
-              <w:t>bazoocaUser: seleciona um dos usernames sugeridos, digita um password e clica no botao de submeter</w:t>
-            </w:r>
-          </w:p>
-        </w:tc>
-        <w:tc>
-          <w:p>
-            <w:r>
-              <w:rPr>
-                <w:sz w:val="18"/>
-              </w:rPr>
-              <w:t>SYSTEM apresenta um form com os campos username e password e um botao de submissao</w:t>
-            </w:r>
-          </w:p>
-        </w:tc>
-      </w:tr>
-      <w:tr>
-        <w:tc>
-          <w:p>
-            <w:r>
-              <w:rPr>
-                <w:sz w:val="18"/>
-              </w:rPr>
-              <w:t>4</w:t>
-            </w:r>
-          </w:p>
-        </w:tc>
-        <w:tc>
-          <w:p>
-            <w:r>
-              <w:rPr>
-                <w:sz w:val="18"/>
-              </w:rPr>
-              <w:t>bazoocaUser: preenche os campos de username e password e clica no botao de submissao</w:t>
-            </w:r>
-          </w:p>
-        </w:tc>
-        <w:tc>
-          <w:p>
-            <w:r>
-              <w:rPr>
-                <w:sz w:val="18"/>
-              </w:rPr>
-              <w:t>SYSTEM mostra uma mensagem de usuario logado com sucesso</w:t>
+              <w:t>bazoocaUser: seleciona um dos usernames sugeridos, digita um password e clica no botão de submeter</w:t>
+            </w:r>
+          </w:p>
+        </w:tc>
+        <w:tc>
+          <w:p>
+            <w:r>
+              <w:rPr>
+                <w:sz w:val="18"/>
+              </w:rPr>
+              <w:t>SYSTEM mostra uma mensagem de usuário logado com sucesso</w:t>
             </w:r>
           </w:p>
         </w:tc>
@@ -546,7 +450,7 @@
           <w:sz w:val="24"/>
           <w:color w:val="2B6CB0"/>
         </w:rPr>
-        <w:t>[TC3] Alternative Flow 2: esqueceu credenciais</w:t>
+        <w:t>[TC3] Exception Flow 1: Usuário não existe no banco de dados</w:t>
       </w:r>
     </w:p>
     <w:p>
@@ -582,7 +486,7 @@
         <w:rPr>
           <w:sz w:val="20"/>
         </w:rPr>
-        <w:t>Usuario esta logado no sistema.</w:t>
+        <w:t>Flow interrupted due to exception / error</w:t>
       </w:r>
     </w:p>
     <w:tbl>
@@ -673,17 +577,17 @@
               <w:rPr>
                 <w:sz w:val="18"/>
               </w:rPr>
-              <w:t>bazoocaUser: entra na homepage do sistema</w:t>
-            </w:r>
-          </w:p>
-        </w:tc>
-        <w:tc>
-          <w:p>
-            <w:r>
-              <w:rPr>
-                <w:sz w:val="18"/>
-              </w:rPr>
-              <w:t>SYSTEM exibe homepage</w:t>
+              <w:t>bazoocaUser: Entra na tela de login</w:t>
+            </w:r>
+          </w:p>
+        </w:tc>
+        <w:tc>
+          <w:p>
+            <w:r>
+              <w:rPr>
+                <w:sz w:val="18"/>
+              </w:rPr>
+              <w:t>SYSTEM apresenta um form com os campos username e password e um botão de submissão</w:t>
             </w:r>
           </w:p>
         </w:tc>
@@ -705,177 +609,17 @@
               <w:rPr>
                 <w:sz w:val="18"/>
               </w:rPr>
-              <w:t>bazoocaUser: clica no botao 'Login'</w:t>
-            </w:r>
-          </w:p>
-        </w:tc>
-        <w:tc>
-          <w:p>
-            <w:r>
-              <w:rPr>
-                <w:sz w:val="18"/>
-              </w:rPr>
-              <w:t>SYSTEM apresenta um form com os campos username e password e um botao de submissao</w:t>
-            </w:r>
-          </w:p>
-        </w:tc>
-      </w:tr>
-      <w:tr>
-        <w:tc>
-          <w:p>
-            <w:r>
-              <w:rPr>
-                <w:sz w:val="18"/>
-              </w:rPr>
-              <w:t>3</w:t>
-            </w:r>
-          </w:p>
-        </w:tc>
-        <w:tc>
-          <w:p>
-            <w:r>
-              <w:rPr>
-                <w:sz w:val="18"/>
-              </w:rPr>
-              <w:t>bazoocaUser: clica no botao 'Esqueceu sua senha?'</w:t>
-            </w:r>
-          </w:p>
-        </w:tc>
-        <w:tc>
-          <w:p>
-            <w:r>
-              <w:rPr>
-                <w:sz w:val="18"/>
-              </w:rPr>
-              <w:t>SYSTEM pede para usuario inserir email de cadastro</w:t>
-            </w:r>
-          </w:p>
-        </w:tc>
-      </w:tr>
-      <w:tr>
-        <w:tc>
-          <w:p>
-            <w:r>
-              <w:rPr>
-                <w:sz w:val="18"/>
-              </w:rPr>
-              <w:t>4</w:t>
-            </w:r>
-          </w:p>
-        </w:tc>
-        <w:tc>
-          <w:p>
-            <w:r>
-              <w:rPr>
-                <w:sz w:val="18"/>
-              </w:rPr>
-              <w:t>bazoocaUser: usuario clica em botao 'Confirmar'</w:t>
-            </w:r>
-          </w:p>
-        </w:tc>
-        <w:tc>
-          <w:p>
-            <w:r>
-              <w:rPr>
-                <w:sz w:val="18"/>
-              </w:rPr>
-              <w:t>SYSTEM processes action successfully</w:t>
-            </w:r>
-          </w:p>
-        </w:tc>
-      </w:tr>
-      <w:tr>
-        <w:tc>
-          <w:p>
-            <w:r>
-              <w:rPr>
-                <w:sz w:val="18"/>
-              </w:rPr>
-              <w:t>5</w:t>
-            </w:r>
-          </w:p>
-        </w:tc>
-        <w:tc>
-          <w:p>
-            <w:r>
-              <w:rPr>
-                <w:sz w:val="18"/>
-              </w:rPr>
-              <w:t>bazoocaUser: entra na homepage do sistema</w:t>
-            </w:r>
-          </w:p>
-        </w:tc>
-        <w:tc>
-          <w:p>
-            <w:r>
-              <w:rPr>
-                <w:sz w:val="18"/>
-              </w:rPr>
-              <w:t>SYSTEM exibe homepage</w:t>
-            </w:r>
-          </w:p>
-        </w:tc>
-      </w:tr>
-      <w:tr>
-        <w:tc>
-          <w:p>
-            <w:r>
-              <w:rPr>
-                <w:sz w:val="18"/>
-              </w:rPr>
-              <w:t>6</w:t>
-            </w:r>
-          </w:p>
-        </w:tc>
-        <w:tc>
-          <w:p>
-            <w:r>
-              <w:rPr>
-                <w:sz w:val="18"/>
-              </w:rPr>
-              <w:t>bazoocaUser: clica no botao 'Login'</w:t>
-            </w:r>
-          </w:p>
-        </w:tc>
-        <w:tc>
-          <w:p>
-            <w:r>
-              <w:rPr>
-                <w:sz w:val="18"/>
-              </w:rPr>
-              <w:t>SYSTEM apresenta um form com os campos username e password e um botao de submissao</w:t>
-            </w:r>
-          </w:p>
-        </w:tc>
-      </w:tr>
-      <w:tr>
-        <w:tc>
-          <w:p>
-            <w:r>
-              <w:rPr>
-                <w:sz w:val="18"/>
-              </w:rPr>
-              <w:t>7</w:t>
-            </w:r>
-          </w:p>
-        </w:tc>
-        <w:tc>
-          <w:p>
-            <w:r>
-              <w:rPr>
-                <w:sz w:val="18"/>
-              </w:rPr>
-              <w:t>bazoocaUser: preenche os campos de username e password e clica no botao de submissao</w:t>
-            </w:r>
-          </w:p>
-        </w:tc>
-        <w:tc>
-          <w:p>
-            <w:r>
-              <w:rPr>
-                <w:sz w:val="18"/>
-              </w:rPr>
-              <w:t>SYSTEM mostra uma mensagem de usuario logado com sucesso</w:t>
+              <w:t>bazoocaUser: preenche os campos de username e password e clica no botão de submissão</w:t>
+            </w:r>
+          </w:p>
+        </w:tc>
+        <w:tc>
+          <w:p>
+            <w:r>
+              <w:rPr>
+                <w:sz w:val="18"/>
+              </w:rPr>
+              <w:t>SYSTEM alerta que usuário não existe</w:t>
             </w:r>
           </w:p>
         </w:tc>
@@ -896,7 +640,7 @@
           <w:sz w:val="24"/>
           <w:color w:val="2B6CB0"/>
         </w:rPr>
-        <w:t>[TC4] Exception Flow 1: usuario nao existe no banco de dados</w:t>
+        <w:t>[TC4] Exception Flow 2: Combinação de username/password incorreta</w:t>
       </w:r>
     </w:p>
     <w:p>
@@ -1023,17 +767,17 @@
               <w:rPr>
                 <w:sz w:val="18"/>
               </w:rPr>
-              <w:t>bazoocaUser: entra na homepage do sistema</w:t>
-            </w:r>
-          </w:p>
-        </w:tc>
-        <w:tc>
-          <w:p>
-            <w:r>
-              <w:rPr>
-                <w:sz w:val="18"/>
-              </w:rPr>
-              <w:t>SYSTEM exibe homepage</w:t>
+              <w:t>bazoocaUser: Entra na tela de login</w:t>
+            </w:r>
+          </w:p>
+        </w:tc>
+        <w:tc>
+          <w:p>
+            <w:r>
+              <w:rPr>
+                <w:sz w:val="18"/>
+              </w:rPr>
+              <w:t>SYSTEM apresenta um form com os campos username e password e um botão de submissão</w:t>
             </w:r>
           </w:p>
         </w:tc>
@@ -1055,271 +799,17 @@
               <w:rPr>
                 <w:sz w:val="18"/>
               </w:rPr>
-              <w:t>bazoocaUser: clica no botao 'Login'</w:t>
-            </w:r>
-          </w:p>
-        </w:tc>
-        <w:tc>
-          <w:p>
-            <w:r>
-              <w:rPr>
-                <w:sz w:val="18"/>
-              </w:rPr>
-              <w:t>SYSTEM apresenta um form com os campos username e password e um botao de submissao</w:t>
-            </w:r>
-          </w:p>
-        </w:tc>
-      </w:tr>
-      <w:tr>
-        <w:tc>
-          <w:p>
-            <w:r>
-              <w:rPr>
-                <w:sz w:val="18"/>
-              </w:rPr>
-              <w:t>3</w:t>
-            </w:r>
-          </w:p>
-        </w:tc>
-        <w:tc>
-          <w:p>
-            <w:r>
-              <w:rPr>
-                <w:sz w:val="18"/>
-              </w:rPr>
-              <w:t>bazoocaUser: preenche os campos de username e password e clica no botao de submissao</w:t>
-            </w:r>
-          </w:p>
-        </w:tc>
-        <w:tc>
-          <w:p>
-            <w:r>
-              <w:rPr>
-                <w:sz w:val="18"/>
-              </w:rPr>
-              <w:t>SYSTEM alerta que usuario nao existe</w:t>
-            </w:r>
-          </w:p>
-        </w:tc>
-      </w:tr>
-    </w:tbl>
-    <w:p>
-      <w:r>
-        <w:br/>
-      </w:r>
-    </w:p>
-    <w:p>
-      <w:pPr>
-        <w:spacing w:before="180" w:after="60"/>
-      </w:pPr>
-      <w:r>
-        <w:rPr>
-          <w:b w:val="on"/>
-          <w:sz w:val="24"/>
-          <w:color w:val="2B6CB0"/>
-        </w:rPr>
-        <w:t>[TC5] Exception Flow 2: combinacao de username/password incorreta</w:t>
-      </w:r>
-    </w:p>
-    <w:p>
-      <w:pPr>
-        <w:spacing w:after="40"/>
-      </w:pPr>
-      <w:r>
-        <w:rPr>
-          <w:b w:val="on"/>
-          <w:sz w:val="20"/>
-        </w:rPr>
-        <w:t xml:space="preserve">Preconditions: </w:t>
-      </w:r>
-      <w:r>
-        <w:rPr>
-          <w:sz w:val="20"/>
-        </w:rPr>
-        <w:t>Acesso ao Browser; Acesso a internet.</w:t>
-      </w:r>
-    </w:p>
-    <w:p>
-      <w:pPr>
-        <w:spacing w:after="40"/>
-      </w:pPr>
-      <w:r>
-        <w:rPr>
-          <w:b w:val="on"/>
-          <w:sz w:val="20"/>
-        </w:rPr>
-        <w:t xml:space="preserve">Postconditions: </w:t>
-      </w:r>
-      <w:r>
-        <w:rPr>
-          <w:sz w:val="20"/>
-        </w:rPr>
-        <w:t>Flow interrupted due to exception / error</w:t>
-      </w:r>
-    </w:p>
-    <w:tbl>
-      <w:tblPr>
-        <w:tblW w:w="5000" w:type="pct"/>
-        <w:tblBorders>
-          <w:top w:val="single"/>
-          <w:left w:val="single"/>
-          <w:bottom w:val="single"/>
-          <w:right w:val="single"/>
-          <w:insideH w:val="single"/>
-          <w:insideV w:val="single"/>
-        </w:tblBorders>
-      </w:tblPr>
-      <w:tr>
-        <w:tc>
-          <w:tcPr>
-            <w:tcW w:w="1200" w:type="dxa"/>
-            <w:shd w:color="auto" w:val="clear" w:fill="2B6CB0"/>
-          </w:tcPr>
-          <w:p>
-            <w:pPr>
-              <w:jc w:val="left"/>
-            </w:pPr>
-            <w:r>
-              <w:rPr>
-                <w:b w:val="on"/>
-                <w:sz w:val="20"/>
-                <w:color w:val="FFFFFF"/>
-              </w:rPr>
-              <w:t>Step #</w:t>
-            </w:r>
-          </w:p>
-        </w:tc>
-        <w:tc>
-          <w:tcPr>
-            <w:tcW w:w="4500" w:type="dxa"/>
-            <w:shd w:color="auto" w:val="clear" w:fill="2B6CB0"/>
-          </w:tcPr>
-          <w:p>
-            <w:pPr>
-              <w:jc w:val="left"/>
-            </w:pPr>
-            <w:r>
-              <w:rPr>
-                <w:b w:val="on"/>
-                <w:sz w:val="20"/>
-                <w:color w:val="FFFFFF"/>
-              </w:rPr>
-              <w:t>Actor Action</w:t>
-            </w:r>
-          </w:p>
-        </w:tc>
-        <w:tc>
-          <w:tcPr>
-            <w:tcW w:w="4500" w:type="dxa"/>
-            <w:shd w:color="auto" w:val="clear" w:fill="2B6CB0"/>
-          </w:tcPr>
-          <w:p>
-            <w:pPr>
-              <w:jc w:val="left"/>
-            </w:pPr>
-            <w:r>
-              <w:rPr>
-                <w:b w:val="on"/>
-                <w:sz w:val="20"/>
-                <w:color w:val="FFFFFF"/>
-              </w:rPr>
-              <w:t>Expected Result (System)</w:t>
-            </w:r>
-          </w:p>
-        </w:tc>
-      </w:tr>
-      <w:tr>
-        <w:tc>
-          <w:p>
-            <w:r>
-              <w:rPr>
-                <w:sz w:val="18"/>
-              </w:rPr>
-              <w:t>1</w:t>
-            </w:r>
-          </w:p>
-        </w:tc>
-        <w:tc>
-          <w:p>
-            <w:r>
-              <w:rPr>
-                <w:sz w:val="18"/>
-              </w:rPr>
-              <w:t>bazoocaUser: entra na homepage do sistema</w:t>
-            </w:r>
-          </w:p>
-        </w:tc>
-        <w:tc>
-          <w:p>
-            <w:r>
-              <w:rPr>
-                <w:sz w:val="18"/>
-              </w:rPr>
-              <w:t>SYSTEM exibe homepage</w:t>
-            </w:r>
-          </w:p>
-        </w:tc>
-      </w:tr>
-      <w:tr>
-        <w:tc>
-          <w:p>
-            <w:r>
-              <w:rPr>
-                <w:sz w:val="18"/>
-              </w:rPr>
-              <w:t>2</w:t>
-            </w:r>
-          </w:p>
-        </w:tc>
-        <w:tc>
-          <w:p>
-            <w:r>
-              <w:rPr>
-                <w:sz w:val="18"/>
-              </w:rPr>
-              <w:t>bazoocaUser: clica no botao 'Login'</w:t>
-            </w:r>
-          </w:p>
-        </w:tc>
-        <w:tc>
-          <w:p>
-            <w:r>
-              <w:rPr>
-                <w:sz w:val="18"/>
-              </w:rPr>
-              <w:t>SYSTEM apresenta um form com os campos username e password e um botao de submissao</w:t>
-            </w:r>
-          </w:p>
-        </w:tc>
-      </w:tr>
-      <w:tr>
-        <w:tc>
-          <w:p>
-            <w:r>
-              <w:rPr>
-                <w:sz w:val="18"/>
-              </w:rPr>
-              <w:t>3</w:t>
-            </w:r>
-          </w:p>
-        </w:tc>
-        <w:tc>
-          <w:p>
-            <w:r>
-              <w:rPr>
-                <w:sz w:val="18"/>
-              </w:rPr>
-              <w:t>bazoocaUser: preenche os campos de username e password e clica no botao de submissao</w:t>
-            </w:r>
-          </w:p>
-        </w:tc>
-        <w:tc>
-          <w:p>
-            <w:r>
-              <w:rPr>
-                <w:sz w:val="18"/>
-              </w:rPr>
-              <w:t>SYSTEM alerta que username e/ou password estao incorretos</w:t>
+              <w:t>bazoocaUser: preenche os campos de username e password e clica no botão de submissão</w:t>
+            </w:r>
+          </w:p>
+        </w:tc>
+        <w:tc>
+          <w:p>
+            <w:r>
+              <w:rPr>
+                <w:sz w:val="18"/>
+              </w:rPr>
+              <w:t>SYSTEM alerta que username e/ou password estão incorretos</w:t>
             </w:r>
           </w:p>
         </w:tc>
